--- a/products/academia-de-reciclagem/projects/content/04 - Selo Verde - Projeto Academia da Reciclagem.docx
+++ b/products/academia-de-reciclagem/projects/content/04 - Selo Verde - Projeto Academia da Reciclagem.docx
@@ -62,7 +62,7 @@
         <w:rPr>
           <w:rtl w:val="0"/>
         </w:rPr>
-        <w:t xml:space="preserve">Dentro do Projeto Academia da Reciclagem, surgiu a possibilidade de criar uma certificação ou um Selo Verde para condomínios, empresas, escolas e instituições que se engajem de forma efetiva e comprovada no propósito da destinação correta dos resíduos.</w:t>
+        <w:t>O Projeto Academia da Reciclagem propõe a criação de um Selo Verde para condomínios, empresas, escolas e instituições que se engajem de forma efetiva e comprovada no propósito da destinação correta dos resíduos.</w:t>
       </w:r>
     </w:p>
     <w:p>
@@ -106,7 +106,7 @@
         <w:rPr>
           <w:rtl w:val="0"/>
         </w:rPr>
-        <w:t xml:space="preserve">O conceito inicial poderia receber nomes como Selo Verde One — Destinação Responsável de Resíduos, Selo Condomínio Amigo da Reciclagem, Selo Economia Circular Granja Viana ou Selo Comunidade Sustentável.</w:t>
+        <w:t>O conceito inicial poderia receber nomes como Selo Verde One — Destinação Responsável de Resíduos, Selo Condomínio Amigo da Reciclagem, Selo Economia Circular Academia da Reciclagem ou Selo Comunidade Sustentável.</w:t>
       </w:r>
     </w:p>
     <w:p>
@@ -348,7 +348,7 @@
         <w:rPr>
           <w:rtl w:val="0"/>
         </w:rPr>
-        <w:t xml:space="preserve">Também foi percebido que o selo deve pertencer ao movimento, e não apenas à imobiliária. A One Consultoria Imobiliária pode aparecer como fundadora, idealizadora e </w:t>
+        <w:t xml:space="preserve">O selo deve pertencer ao movimento, e não apenas à imobiliária. A One Consultoria Imobiliária pode aparecer como fundadora, idealizadora e </w:t>
       </w:r>
       <w:r>
         <w:rPr>
@@ -384,7 +384,7 @@
         <w:rPr>
           <w:rtl w:val="0"/>
         </w:rPr>
-        <w:t xml:space="preserve">Com o tempo, o Selo Verde pode se tornar um reconhecimento regional de boas práticas ambientais e sociais, reunindo condomínios de Cotia, Carapicuíba, Embu das Artes, Vargem Grande  e Jandira, além de empresas, escolas, cooperativas e parceiros institucionais.</w:t>
+        <w:t>Com o tempo, o Selo Verde pode se tornar um reconhecimento regional de boas práticas ambientais e sociais, reunindo condomínios de Cotia, Carapicuíba, Embu das Artes e Jandira, além de empresas, escolas, cooperativas e parceiros institucionais.</w:t>
       </w:r>
     </w:p>
     <w:p>

--- a/products/academia-de-reciclagem/projects/content/04 - Selo Verde - Projeto Academia da Reciclagem.docx
+++ b/products/academia-de-reciclagem/projects/content/04 - Selo Verde - Projeto Academia da Reciclagem.docx
@@ -106,7 +106,7 @@
         <w:rPr>
           <w:rtl w:val="0"/>
         </w:rPr>
-        <w:t>O conceito inicial poderia receber nomes como Selo Verde One — Destinação Responsável de Resíduos, Selo Condomínio Amigo da Reciclagem, Selo Economia Circular Academia da Reciclagem ou Selo Comunidade Sustentável.</w:t>
+        <w:t xml:space="preserve">O conceito inicial poderia receber nomes como Selo Verde One — Destinação Responsável de Resíduos, Selo Condomínio Amigo da Reciclagem, Selo Economia Circular Granja Viana ou Selo Comunidade Sustentável.</w:t>
       </w:r>
     </w:p>
     <w:p>
@@ -384,7 +384,7 @@
         <w:rPr>
           <w:rtl w:val="0"/>
         </w:rPr>
-        <w:t>Com o tempo, o Selo Verde pode se tornar um reconhecimento regional de boas práticas ambientais e sociais, reunindo condomínios de Cotia, Carapicuíba, Embu das Artes e Jandira, além de empresas, escolas, cooperativas e parceiros institucionais.</w:t>
+        <w:t xml:space="preserve">Com o tempo, o Selo Verde pode se tornar um reconhecimento regional de boas práticas ambientais e sociais, reunindo condomínios de Cotia, Carapicuíba, Embu das Artes, Vargem Grande  e Jandira, além de empresas, escolas, cooperativas e parceiros institucionais.</w:t>
       </w:r>
     </w:p>
     <w:p>
